--- a/MetaMap.docx
+++ b/MetaMap.docx
@@ -537,7 +537,13 @@
       </w:r>
       <w:bookmarkEnd w:id="0"/>
     </w:p>
-    <w:p/>
+    <w:p>
+      <w:pPr>
+        <w:rPr>
+          <w:lang w:val="en-US"/>
+        </w:rPr>
+      </w:pPr>
+    </w:p>
     <w:p>
       <w:pPr>
         <w:rPr>
@@ -556,7 +562,7 @@
           <w:szCs w:val="48"/>
         </w:rPr>
         <w:lastRenderedPageBreak/>
-        <w:t xml:space="preserve">Проект </w:t>
+        <w:t>Проект</w:t>
       </w:r>
       <w:r>
         <w:rPr>
@@ -566,9 +572,8 @@
           <w:szCs w:val="48"/>
           <w:lang w:val="en-US"/>
         </w:rPr>
-        <w:t>“</w:t>
-      </w:r>
-      <w:proofErr w:type="spellStart"/>
+        <w:t xml:space="preserve"> </w:t>
+      </w:r>
       <w:r>
         <w:rPr>
           <w:b/>
@@ -577,9 +582,9 @@
           <w:szCs w:val="48"/>
           <w:lang w:val="en-US"/>
         </w:rPr>
-        <w:t>MetaMap</w:t>
-      </w:r>
-      <w:proofErr w:type="spellEnd"/>
+        <w:t>“</w:t>
+      </w:r>
+      <w:proofErr w:type="spellStart"/>
       <w:r>
         <w:rPr>
           <w:b/>
@@ -588,11 +593,10 @@
           <w:szCs w:val="48"/>
           <w:lang w:val="en-US"/>
         </w:rPr>
-        <w:t>”</w:t>
-      </w:r>
-    </w:p>
-    <w:p>
-      <w:pPr>
+        <w:t>MetaMap</w:t>
+      </w:r>
+      <w:proofErr w:type="spellEnd"/>
+      <w:r>
         <w:rPr>
           <w:b/>
           <w:bCs/>
@@ -600,7 +604,54 @@
           <w:szCs w:val="48"/>
           <w:lang w:val="en-US"/>
         </w:rPr>
-      </w:pPr>
+        <w:t>”</w:t>
+      </w:r>
+    </w:p>
+    <w:p>
+      <w:pPr>
+        <w:rPr>
+          <w:b/>
+          <w:bCs/>
+          <w:sz w:val="44"/>
+          <w:szCs w:val="48"/>
+        </w:rPr>
+      </w:pPr>
+      <w:r>
+        <w:rPr>
+          <w:b/>
+          <w:bCs/>
+          <w:sz w:val="44"/>
+          <w:szCs w:val="48"/>
+        </w:rPr>
+        <w:t xml:space="preserve">Команда </w:t>
+      </w:r>
+      <w:r>
+        <w:rPr>
+          <w:b/>
+          <w:bCs/>
+          <w:sz w:val="44"/>
+          <w:szCs w:val="48"/>
+        </w:rPr>
+        <w:t>“</w:t>
+      </w:r>
+      <w:r>
+        <w:rPr>
+          <w:b/>
+          <w:bCs/>
+          <w:sz w:val="44"/>
+          <w:szCs w:val="48"/>
+        </w:rPr>
+        <w:t>Касьянов Павел</w:t>
+      </w:r>
+      <w:r>
+        <w:rPr>
+          <w:b/>
+          <w:bCs/>
+          <w:sz w:val="44"/>
+          <w:szCs w:val="48"/>
+        </w:rPr>
+        <w:t>”</w:t>
+      </w:r>
     </w:p>
     <w:p>
       <w:pPr>
@@ -626,10 +677,10 @@
           <w:bCs/>
           <w:sz w:val="40"/>
           <w:szCs w:val="44"/>
-        </w:rPr>
-        <w:t xml:space="preserve">Lean </w:t>
-      </w:r>
-      <w:proofErr w:type="spellStart"/>
+          <w:lang w:val="en-US"/>
+        </w:rPr>
+        <w:t>Lean</w:t>
+      </w:r>
       <w:r>
         <w:rPr>
           <w:b/>
@@ -637,9 +688,18 @@
           <w:sz w:val="40"/>
           <w:szCs w:val="44"/>
         </w:rPr>
+        <w:t xml:space="preserve"> </w:t>
+      </w:r>
+      <w:r>
+        <w:rPr>
+          <w:b/>
+          <w:bCs/>
+          <w:sz w:val="40"/>
+          <w:szCs w:val="44"/>
+          <w:lang w:val="en-US"/>
+        </w:rPr>
         <w:t>Canvas</w:t>
       </w:r>
-      <w:proofErr w:type="spellEnd"/>
     </w:p>
     <w:p>
       <w:pPr>
@@ -659,7 +719,6 @@
         <w:rPr>
           <w:b/>
           <w:bCs/>
-          <w:lang w:val="en-US"/>
         </w:rPr>
         <w:t>:</w:t>
       </w:r>
@@ -759,14 +818,7 @@
           <w:b/>
           <w:bCs/>
         </w:rPr>
-        <w:t>Це</w:t>
-      </w:r>
-      <w:r>
-        <w:rPr>
-          <w:b/>
-          <w:bCs/>
-        </w:rPr>
-        <w:t>нность</w:t>
+        <w:t>Ценность</w:t>
       </w:r>
       <w:r>
         <w:rPr>
@@ -948,10 +1000,7 @@
         </w:numPr>
       </w:pPr>
       <w:r>
-        <w:t>Количество пользователей использующих</w:t>
-      </w:r>
-      <w:r>
-        <w:t xml:space="preserve"> </w:t>
+        <w:t xml:space="preserve">Количество пользователей использующих </w:t>
       </w:r>
       <w:r>
         <w:t>поисковик</w:t>
@@ -1761,6 +1810,347 @@
       <w:pPr>
         <w:pStyle w:val="a5"/>
         <w:ind w:left="0"/>
+      </w:pPr>
+      <w:r>
+        <w:rPr>
+          <w:noProof/>
+        </w:rPr>
+        <w:lastRenderedPageBreak/>
+        <w:drawing>
+          <wp:inline distT="0" distB="0" distL="0" distR="0" wp14:anchorId="198704E9" wp14:editId="65BFEA01">
+            <wp:extent cx="5934075" cy="3495675"/>
+            <wp:effectExtent l="0" t="0" r="9525" b="9525"/>
+            <wp:docPr id="7" name="Рисунок 7"/>
+            <wp:cNvGraphicFramePr>
+              <a:graphicFrameLocks xmlns:a="http://schemas.openxmlformats.org/drawingml/2006/main" noChangeAspect="1"/>
+            </wp:cNvGraphicFramePr>
+            <a:graphic xmlns:a="http://schemas.openxmlformats.org/drawingml/2006/main">
+              <a:graphicData uri="http://schemas.openxmlformats.org/drawingml/2006/picture">
+                <pic:pic xmlns:pic="http://schemas.openxmlformats.org/drawingml/2006/picture">
+                  <pic:nvPicPr>
+                    <pic:cNvPr id="0" name="Picture 2"/>
+                    <pic:cNvPicPr>
+                      <a:picLocks noChangeAspect="1" noChangeArrowheads="1"/>
+                    </pic:cNvPicPr>
+                  </pic:nvPicPr>
+                  <pic:blipFill>
+                    <a:blip r:embed="rId10" cstate="print">
+                      <a:extLst>
+                        <a:ext uri="{28A0092B-C50C-407E-A947-70E740481C1C}">
+                          <a14:useLocalDpi xmlns:a14="http://schemas.microsoft.com/office/drawing/2010/main" val="0"/>
+                        </a:ext>
+                      </a:extLst>
+                    </a:blip>
+                    <a:srcRect/>
+                    <a:stretch>
+                      <a:fillRect/>
+                    </a:stretch>
+                  </pic:blipFill>
+                  <pic:spPr bwMode="auto">
+                    <a:xfrm>
+                      <a:off x="0" y="0"/>
+                      <a:ext cx="5934075" cy="3495675"/>
+                    </a:xfrm>
+                    <a:prstGeom prst="rect">
+                      <a:avLst/>
+                    </a:prstGeom>
+                    <a:noFill/>
+                    <a:ln>
+                      <a:noFill/>
+                    </a:ln>
+                  </pic:spPr>
+                </pic:pic>
+              </a:graphicData>
+            </a:graphic>
+          </wp:inline>
+        </w:drawing>
+      </w:r>
+    </w:p>
+    <w:p>
+      <w:pPr>
+        <w:pStyle w:val="a5"/>
+        <w:ind w:left="0"/>
+      </w:pPr>
+      <w:r>
+        <w:rPr>
+          <w:lang w:val="en-US"/>
+        </w:rPr>
+        <w:t>MVP</w:t>
+      </w:r>
+      <w:r>
+        <w:t xml:space="preserve"> </w:t>
+      </w:r>
+      <w:r>
+        <w:t xml:space="preserve">все </w:t>
+      </w:r>
+      <w:r>
+        <w:rPr>
+          <w:lang w:val="en-US"/>
+        </w:rPr>
+        <w:t>Python</w:t>
+      </w:r>
+      <w:r>
+        <w:t>3.10</w:t>
+      </w:r>
+      <w:r>
+        <w:t xml:space="preserve"> скрипты, медиа и база данных</w:t>
+      </w:r>
+      <w:r>
+        <w:t>(</w:t>
+      </w:r>
+      <w:r>
+        <w:rPr>
+          <w:lang w:val="en-US"/>
+        </w:rPr>
+        <w:t>rooms</w:t>
+      </w:r>
+      <w:r>
+        <w:t>.</w:t>
+      </w:r>
+      <w:r>
+        <w:rPr>
+          <w:lang w:val="en-US"/>
+        </w:rPr>
+        <w:t>json</w:t>
+      </w:r>
+      <w:r>
+        <w:t xml:space="preserve">). </w:t>
+      </w:r>
+      <w:r>
+        <w:t>Файлы поделены на скрипты по части</w:t>
+      </w:r>
+      <w:r>
+        <w:t>:</w:t>
+      </w:r>
+      <w:r>
+        <w:t xml:space="preserve"> </w:t>
+      </w:r>
+      <w:r>
+        <w:rPr>
+          <w:lang w:val="en-US"/>
+        </w:rPr>
+        <w:t>main</w:t>
+      </w:r>
+      <w:r>
+        <w:t>(</w:t>
+      </w:r>
+      <w:r>
+        <w:t>запуск программы</w:t>
+      </w:r>
+      <w:r>
+        <w:t>)</w:t>
+      </w:r>
+      <w:r>
+        <w:t xml:space="preserve">, </w:t>
+      </w:r>
+      <w:r>
+        <w:rPr>
+          <w:lang w:val="en-US"/>
+        </w:rPr>
+        <w:t>map</w:t>
+      </w:r>
+      <w:r>
+        <w:t>_</w:t>
+      </w:r>
+      <w:r>
+        <w:rPr>
+          <w:lang w:val="en-US"/>
+        </w:rPr>
+        <w:t>loader</w:t>
+      </w:r>
+      <w:r>
+        <w:t xml:space="preserve">(загрузка карт этажей здания), </w:t>
+      </w:r>
+      <w:r>
+        <w:rPr>
+          <w:lang w:val="en-US"/>
+        </w:rPr>
+        <w:t>navigation</w:t>
+      </w:r>
+      <w:r>
+        <w:t>(</w:t>
+      </w:r>
+      <w:r>
+        <w:t xml:space="preserve">ИИ система навигации </w:t>
+      </w:r>
+      <w:r>
+        <w:rPr>
+          <w:lang w:val="en-US"/>
+        </w:rPr>
+        <w:t>A</w:t>
+      </w:r>
+      <w:r>
+        <w:t>*)</w:t>
+      </w:r>
+      <w:r>
+        <w:t xml:space="preserve">, </w:t>
+      </w:r>
+      <w:r>
+        <w:rPr>
+          <w:lang w:val="en-US"/>
+        </w:rPr>
+        <w:t>rooms</w:t>
+      </w:r>
+      <w:r>
+        <w:t>(</w:t>
+      </w:r>
+      <w:r>
+        <w:t>менеджмент кабинетов, лестниц и лифтов</w:t>
+      </w:r>
+      <w:r>
+        <w:t>)</w:t>
+      </w:r>
+      <w:r>
+        <w:t xml:space="preserve">. </w:t>
+      </w:r>
+      <w:r>
+        <w:rPr>
+          <w:lang w:val="en-US"/>
+        </w:rPr>
+        <w:t>Ui</w:t>
+      </w:r>
+      <w:r>
+        <w:t>(</w:t>
+      </w:r>
+      <w:r>
+        <w:t>главная часть проекта. Визуализация всего, добавление прорисовки карты, кнопок и т.д.</w:t>
+      </w:r>
+      <w:r>
+        <w:t>)</w:t>
+      </w:r>
+      <w:r>
+        <w:t xml:space="preserve">, </w:t>
+      </w:r>
+      <w:r>
+        <w:rPr>
+          <w:lang w:val="en-US"/>
+        </w:rPr>
+        <w:t>voice</w:t>
+      </w:r>
+      <w:r>
+        <w:t>(</w:t>
+      </w:r>
+      <w:r>
+        <w:t>ИИ звуковая обработка файла</w:t>
+      </w:r>
+      <w:r>
+        <w:t>)</w:t>
+      </w:r>
+      <w:r>
+        <w:t xml:space="preserve">. Также папка </w:t>
+      </w:r>
+      <w:r>
+        <w:rPr>
+          <w:lang w:val="en-US"/>
+        </w:rPr>
+        <w:t>data</w:t>
+      </w:r>
+      <w:r>
+        <w:t xml:space="preserve"> где находятся все картинки этажей и </w:t>
+      </w:r>
+      <w:r>
+        <w:rPr>
+          <w:lang w:val="en-US"/>
+        </w:rPr>
+        <w:t>json</w:t>
+      </w:r>
+      <w:r>
+        <w:t xml:space="preserve"> как база данных в которых хранится информация об этажах(</w:t>
+      </w:r>
+      <w:r>
+        <w:rPr>
+          <w:lang w:val="en-US"/>
+        </w:rPr>
+        <w:t>json</w:t>
+      </w:r>
+      <w:r>
+        <w:t xml:space="preserve"> </w:t>
+      </w:r>
+      <w:r>
+        <w:t>чтоб было проще перенести проект с ПК на мобильные устройства).</w:t>
+      </w:r>
+    </w:p>
+    <w:p>
+      <w:pPr>
+        <w:pStyle w:val="a5"/>
+        <w:ind w:left="0"/>
+      </w:pPr>
+      <w:r>
+        <w:rPr>
+          <w:noProof/>
+        </w:rPr>
+        <w:drawing>
+          <wp:inline distT="0" distB="0" distL="0" distR="0" wp14:anchorId="47C38073" wp14:editId="3E7DE99C">
+            <wp:extent cx="5934075" cy="3276600"/>
+            <wp:effectExtent l="0" t="0" r="9525" b="0"/>
+            <wp:docPr id="8" name="Рисунок 8"/>
+            <wp:cNvGraphicFramePr>
+              <a:graphicFrameLocks xmlns:a="http://schemas.openxmlformats.org/drawingml/2006/main" noChangeAspect="1"/>
+            </wp:cNvGraphicFramePr>
+            <a:graphic xmlns:a="http://schemas.openxmlformats.org/drawingml/2006/main">
+              <a:graphicData uri="http://schemas.openxmlformats.org/drawingml/2006/picture">
+                <pic:pic xmlns:pic="http://schemas.openxmlformats.org/drawingml/2006/picture">
+                  <pic:nvPicPr>
+                    <pic:cNvPr id="0" name="Picture 3"/>
+                    <pic:cNvPicPr>
+                      <a:picLocks noChangeAspect="1" noChangeArrowheads="1"/>
+                    </pic:cNvPicPr>
+                  </pic:nvPicPr>
+                  <pic:blipFill>
+                    <a:blip r:embed="rId11">
+                      <a:extLst>
+                        <a:ext uri="{28A0092B-C50C-407E-A947-70E740481C1C}">
+                          <a14:useLocalDpi xmlns:a14="http://schemas.microsoft.com/office/drawing/2010/main" val="0"/>
+                        </a:ext>
+                      </a:extLst>
+                    </a:blip>
+                    <a:srcRect/>
+                    <a:stretch>
+                      <a:fillRect/>
+                    </a:stretch>
+                  </pic:blipFill>
+                  <pic:spPr bwMode="auto">
+                    <a:xfrm>
+                      <a:off x="0" y="0"/>
+                      <a:ext cx="5934075" cy="3276600"/>
+                    </a:xfrm>
+                    <a:prstGeom prst="rect">
+                      <a:avLst/>
+                    </a:prstGeom>
+                    <a:noFill/>
+                    <a:ln>
+                      <a:noFill/>
+                    </a:ln>
+                  </pic:spPr>
+                </pic:pic>
+              </a:graphicData>
+            </a:graphic>
+          </wp:inline>
+        </w:drawing>
+      </w:r>
+    </w:p>
+    <w:p>
+      <w:pPr>
+        <w:pStyle w:val="a5"/>
+        <w:ind w:left="0"/>
+      </w:pPr>
+      <w:r>
+        <w:t xml:space="preserve">То как выглядит папка </w:t>
+      </w:r>
+      <w:r>
+        <w:rPr>
+          <w:lang w:val="en-US"/>
+        </w:rPr>
+        <w:t>data</w:t>
+      </w:r>
+      <w:r>
+        <w:t xml:space="preserve"> и как выглядит таблица с данными</w:t>
+      </w:r>
+    </w:p>
+    <w:p>
+      <w:pPr>
+        <w:pStyle w:val="a5"/>
+        <w:ind w:left="0"/>
         <w:rPr>
           <w:b/>
           <w:bCs/>
@@ -1811,6 +2201,7 @@
         <w:ind w:left="0"/>
       </w:pPr>
       <w:r>
+        <w:lastRenderedPageBreak/>
         <w:t>Backend: Python3</w:t>
       </w:r>
     </w:p>
@@ -1849,7 +2240,6 @@
         <w:ind w:left="0"/>
       </w:pPr>
       <w:r>
-        <w:lastRenderedPageBreak/>
         <w:t>Данн</w:t>
       </w:r>
       <w:r>
@@ -2069,25 +2459,7 @@
           <w:sz w:val="40"/>
           <w:szCs w:val="44"/>
         </w:rPr>
-        <w:t>8</w:t>
-      </w:r>
-      <w:r>
-        <w:rPr>
-          <w:b/>
-          <w:bCs/>
-          <w:sz w:val="40"/>
-          <w:szCs w:val="44"/>
-        </w:rPr>
-        <w:t>.</w:t>
-      </w:r>
-      <w:r>
-        <w:rPr>
-          <w:b/>
-          <w:bCs/>
-          <w:sz w:val="40"/>
-          <w:szCs w:val="44"/>
-        </w:rPr>
-        <w:t>Риски и их решение</w:t>
+        <w:t>8.Риски и их решение</w:t>
       </w:r>
     </w:p>
     <w:p>
@@ -2186,25 +2558,7 @@
           <w:sz w:val="40"/>
           <w:szCs w:val="44"/>
         </w:rPr>
-        <w:t>9</w:t>
-      </w:r>
-      <w:r>
-        <w:rPr>
-          <w:b/>
-          <w:bCs/>
-          <w:sz w:val="40"/>
-          <w:szCs w:val="44"/>
-        </w:rPr>
-        <w:t>.</w:t>
-      </w:r>
-      <w:r>
-        <w:rPr>
-          <w:b/>
-          <w:bCs/>
-          <w:sz w:val="40"/>
-          <w:szCs w:val="44"/>
-        </w:rPr>
-        <w:t>Дальнейшие шаги</w:t>
+        <w:t>9.Дальнейшие шаги</w:t>
       </w:r>
     </w:p>
     <w:p>

--- a/MetaMap.docx
+++ b/MetaMap.docx
@@ -212,39 +212,55 @@
           <w:sz w:val="28"/>
           <w:szCs w:val="28"/>
         </w:rPr>
-        <w:t>по дисциплине: «Основы онлайн технологий»</w:t>
-      </w:r>
-    </w:p>
-    <w:p>
-      <w:pPr>
-        <w:pStyle w:val="a3"/>
-        <w:jc w:val="center"/>
+        <w:t>по дисциплине: «</w:t>
+      </w:r>
+      <w:r>
         <w:rPr>
           <w:sz w:val="28"/>
           <w:szCs w:val="28"/>
         </w:rPr>
-      </w:pPr>
+        <w:t>Разработка мобильных приложений</w:t>
+      </w:r>
       <w:r>
         <w:rPr>
           <w:sz w:val="28"/>
           <w:szCs w:val="28"/>
         </w:rPr>
-        <w:t>на тему: «</w:t>
-      </w:r>
-      <w:r>
+        <w:t>»</w:t>
+      </w:r>
+    </w:p>
+    <w:p>
+      <w:pPr>
+        <w:pStyle w:val="a3"/>
+        <w:ind w:left="0"/>
+        <w:jc w:val="center"/>
         <w:rPr>
           <w:sz w:val="28"/>
           <w:szCs w:val="28"/>
         </w:rPr>
-        <w:t>Комплексное применение онлайн технологий. Итоговый проект и его презентация.</w:t>
-      </w:r>
-      <w:r>
+      </w:pPr>
+    </w:p>
+    <w:p>
+      <w:pPr>
+        <w:pStyle w:val="a3"/>
+        <w:ind w:left="0"/>
+        <w:jc w:val="center"/>
         <w:rPr>
           <w:sz w:val="28"/>
           <w:szCs w:val="28"/>
         </w:rPr>
-        <w:t>»</w:t>
-      </w:r>
+      </w:pPr>
+    </w:p>
+    <w:p>
+      <w:pPr>
+        <w:pStyle w:val="a3"/>
+        <w:ind w:left="0"/>
+        <w:jc w:val="center"/>
+        <w:rPr>
+          <w:sz w:val="28"/>
+          <w:szCs w:val="28"/>
+        </w:rPr>
+      </w:pPr>
     </w:p>
     <w:p>
       <w:pPr>
@@ -537,15 +553,36 @@
       </w:r>
       <w:bookmarkEnd w:id="0"/>
     </w:p>
-    <w:p>
-      <w:pPr>
-        <w:rPr>
-          <w:lang w:val="en-US"/>
-        </w:rPr>
-      </w:pPr>
-    </w:p>
-    <w:p>
-      <w:pPr>
+    <w:p/>
+    <w:p>
+      <w:pPr>
+        <w:rPr>
+          <w:b/>
+          <w:bCs/>
+          <w:sz w:val="44"/>
+          <w:szCs w:val="48"/>
+        </w:rPr>
+      </w:pPr>
+      <w:r>
+        <w:rPr>
+          <w:b/>
+          <w:bCs/>
+          <w:sz w:val="44"/>
+          <w:szCs w:val="48"/>
+        </w:rPr>
+        <w:t>Проект</w:t>
+      </w:r>
+      <w:r>
+        <w:rPr>
+          <w:b/>
+          <w:bCs/>
+          <w:sz w:val="44"/>
+          <w:szCs w:val="48"/>
+        </w:rPr>
+        <w:t xml:space="preserve"> “</w:t>
+      </w:r>
+      <w:proofErr w:type="spellStart"/>
+      <w:r>
         <w:rPr>
           <w:b/>
           <w:bCs/>
@@ -553,56 +590,15 @@
           <w:szCs w:val="48"/>
           <w:lang w:val="en-US"/>
         </w:rPr>
-      </w:pPr>
+        <w:t>MetaMap</w:t>
+      </w:r>
+      <w:proofErr w:type="spellEnd"/>
       <w:r>
         <w:rPr>
           <w:b/>
           <w:bCs/>
           <w:sz w:val="44"/>
           <w:szCs w:val="48"/>
-        </w:rPr>
-        <w:lastRenderedPageBreak/>
-        <w:t>Проект</w:t>
-      </w:r>
-      <w:r>
-        <w:rPr>
-          <w:b/>
-          <w:bCs/>
-          <w:sz w:val="44"/>
-          <w:szCs w:val="48"/>
-          <w:lang w:val="en-US"/>
-        </w:rPr>
-        <w:t xml:space="preserve"> </w:t>
-      </w:r>
-      <w:r>
-        <w:rPr>
-          <w:b/>
-          <w:bCs/>
-          <w:sz w:val="44"/>
-          <w:szCs w:val="48"/>
-          <w:lang w:val="en-US"/>
-        </w:rPr>
-        <w:t>“</w:t>
-      </w:r>
-      <w:proofErr w:type="spellStart"/>
-      <w:r>
-        <w:rPr>
-          <w:b/>
-          <w:bCs/>
-          <w:sz w:val="44"/>
-          <w:szCs w:val="48"/>
-          <w:lang w:val="en-US"/>
-        </w:rPr>
-        <w:t>MetaMap</w:t>
-      </w:r>
-      <w:proofErr w:type="spellEnd"/>
-      <w:r>
-        <w:rPr>
-          <w:b/>
-          <w:bCs/>
-          <w:sz w:val="44"/>
-          <w:szCs w:val="48"/>
-          <w:lang w:val="en-US"/>
         </w:rPr>
         <w:t>”</w:t>
       </w:r>
@@ -1379,6 +1375,7 @@
         <w:ind w:left="0"/>
       </w:pPr>
       <w:r>
+        <w:lastRenderedPageBreak/>
         <w:t>3.</w:t>
       </w:r>
       <w:r>
@@ -1391,7 +1388,6 @@
         <w:ind w:left="0"/>
       </w:pPr>
       <w:r>
-        <w:lastRenderedPageBreak/>
         <w:t xml:space="preserve">4.При необходимости узнать как добраться до </w:t>
       </w:r>
       <w:proofErr w:type="spellStart"/>
